--- a/scraping/studies-weak-signals-strong-currents.docx
+++ b/scraping/studies-weak-signals-strong-currents.docx
@@ -12,7 +12,7 @@
     </w:p>
     <w:p>
       <w:r>
-        <w:t>Studies weak signals, strong currents  Econocom Skip to main content    FranaisEnglish Belgium France Germany Spain Italia Luxembourg Netherlands Poland United Kingdom United States Econocom HomeCartographyPillar 1The impact of our solutionsA 360 responseCircularity is the solutionEasi, the universal impactProduct Care, proof of sustainabilityGreen  Energy, the dual transitionThe vital imperativeReducing CO2 acting quickly and decisivelyThe utility of virtueSaving the planetRefurbishing is the future Certifications and labelsQuality requirementsISO 14001 the universal referenceAll articlesPillar 2The wealth of our commitmentsA marker of our differenceDiversity is a source of prideMeasure of excellenceIn synch with citizensWorking intelligentlyKnow your potentialLifelong learningInclude all willsWellmeasured fairness Removing obstaclesTraining for impact Solidarity obliges usSupportive, useful and effectiveSupporting emancipationCivic sponsorshipAll articlesPillar 3LandmarksStudies weak signals, strong currentsWhat we learn...Secondhand becomes first choiceTimelineAll articles got a project? join us Econocom follow us got a project? Equipment All equipment EndUser Computing Mobility Audiovisual Infrastructure Product Care Services All services User environments Cloud, infrastructure and hybridisation Applications and data Cybersecurity financing All our financing solutions Technological, industrial and energy financing For immediate cash flow Financing partner sales Managing and coordinating assets A platform for reselling assets to employees Collecting, recycling and reusing assets Optimising and financing the energy transition Measuring, reducing and offsetting your carbon footprint Manage your environmental performance Refurbished equipment leased Audiovisual Comprehensive solutions Digitalise your workplace Enhance your business mobility Enhance digital learning Microsoft comprehensive solution Develop responsible and circular digital technology get to know us The Econocom Group Governance CSR Commitments Ethics and compliance Econocom Impact Homepage The impact of our solutions The wealth of our commitments Landmarks Careers Job opportunities Become a sales agent! Employee testimonials Our jobs Working at Econocom Investors Financial results Financial calendar Key figures Regulated information Share General meetings Financial reports Newsroom Latest articles Press releases News Events Case studies Contact Econocom Econocom ImpactLandmarksStudies weak signals, strong currents Studies weak signals, strong currents Summary What we learn... Sustainable and responsible services are indicators of choice for decisionmakers. Secondhand becomes first choice Refurbished products are on the rise. What we learn... Worldwide, the Canalys study, published annually on the basis of over 6,000 responses from business leaders, provides a global understanding of their expectations. It shows that sustainable and responsible service offerings are essential in the eyes of business leaders, taking environmental regulations, energy crises and user demands into account. This is why their monitoring of nonfinancial KPIs includes changes in Scope 3 see an explanation of the Scopes here. The expected benefits are considerable, with over 50 of European companies rating their ESGrelated revenues as positive. The collection and recycling, repair, refurbishing and resale of digital products are at the top of the list of expectations, but the compilation and analysis of data relating to the sustainability of products are seen as strategic issues. Each year Numeum publishes a survey to which several hundred CIOs in France respond.Responsibility is no longer optional virtually all calls for tender in the digital domain require suppliers to demonstrate their virtuous actions. 80  of digital companies implement energysaving measures 92  of IT Departments perform calls for tender with the obligation to demonstrate responsible actions for their suppliers, compared with 66 in 2020 76  of digital companies respond to at least one call for tenders that includes CSR criteria. 87  of digital companies plan to step up their digital responsibility initiatives in 2023 Most companies have made commitments to decarbonise.Responsible digital projects are mainly focused on green IT e.g. ecodesign of software and IT services, accounting for 42.IT for green  the use of IT to improve the environmental, social and economic impact of a product or service  accounts for 24 of impact projects. Demand for responsible digital technology is growing rapidly 46 of CIOs have IT projects which support their company's 'business' CSR challenges. Actions for responsible digital practices Easi  Econocom as a service for impact Ones perspective... Vronique Torner Numeum's President Embracing Digital for Impactful Trajectories "Digital technology has sparked significant disruptions, yet it's also an essential lever for navigating ongoing and future transitions. Engaging with digital means involving our members and the digital ecosystem in trajectories of positive impact, not only economically but also socially, societally, and environmentally." lorem ipsum Read more Secondhand becomes first choice In 2022, ahead of schedule we commissioned a survey from the IFOP to understand the motivations of people who buy refurbished phones. 64  of French people have bought or intend to buy a refurbished phone 31  of French people have bought or intend to buy a refurbished computer The first motivation is the price, which is more affordable than a new product.The second is the guarantee offered, and the third is the environmental factor. 66  of respondents would like to be able to keep it for up to 5 years. 62  of French people aged 18 to 65 have already sold or are considering selling one or more unused phones for refurbishment. Boldness Responsiveness Digital responsibility Back to pillar Explore Timeline Working intelligently In the same pillar Timeline EquipmentServicesfinancingAudiovisualComprehensive solutions The Hub.Paris 11 square Lon Blum 92800, Puteaux France 33 1 41 67 30 00 Registered office Place du Champ de Mars, 5 B14 1050 Brussels quick access the econocom group job opportunities econocom impact newsroom client area blog got a project? follow us One digital company Terms of use Cookies policy Credits Data protection policy 2024 ECONOCOM</w:t>
+        <w:t>Studies weak signals, strong currents  Econocom Skip to main content    FranaisEnglish Belgium France Germany Spain Italia Luxembourg Netherlands Poland United Kingdom United States Econocom HomeCartographyPillar 1The impact of our solutionsDeltrian chooses Econocom to finance its energy transition Deltrian committed to cleaner airA twofold challengeAn innovative financial solutionTracking to boost progressEconocoms key roleTimingbbnet  Econocom a strategic acquisitionThe ambitions of bbnetEconocom and bbnet AI a game changer ? Econocom Factory performance and impactInterview with Stanislas HussonThe future of Econocom FactoryRefurbished devices breaking down barriers to speed up the sustainable transformation The impact of AI on the refurbishment industry Boldness a catalyst for creativity and transformationA 360 responseCircularity is the solutionEasi, the universal impactInterview Galle MassonProduct Care, proof of sustainabilityGreen  Energy, the dual transitionInterview Frdric LouguetThe vital imperativeReducing CO2 acting quickly and decisivelyInterview de Stphane PalermoInterview d'Alexis NormandThe utility of virtueSaving the planetRefurbishing is the future Interview de Jean Loup de ReymaekertCertifications and labelsQuality requirementsISO 14001 the universal referenceAll articlesPillar 2The wealth of our commitmentsChanges to CSR in tenders More demanding and structured criteriaChallenges that match ambitionsA more collaborative relationshipEmployee volunteer scheme internal feedbackWhat role does Komeet formerly Vendredi play in implementing the corporate volunteering scheme?The volunteer programmes available on the platformCorporate volunteering and the Econocom groups commitmentJonathan Ravaud supporting education, an important cause for me Daria Zachcial  "helping to build confidence in young jobseekers"Muguette Siry  "helping future mums" POEI scheme discovering, training and hiring talentsPOEI a driver for inclusive, targeted recruitmentAn immersive, jointly developed training courseA tailored, vocational courseEmployee engagement a key social and environmentalCorporate volunteeringInterview with Julian Guerin What does Vendredi do ? VOKA Sustainability CharterHilde Janssens' interviewWhy did Econocom Belgium want to obtain this charter?Examples of defined action plans and concrete resultsWhat would be the next step? A marker of our differenceDiversity is a source of prideMeasure of excellenceIn synch with citizensWorking intelligentlyKnow your potentialLifelong learningInclude all willsWellmeasured fairness Removing obstaclesInterview de Charlotte LaforgeTraining for impact Interview de Pierre GirardeauInterview d'Emanuela VerzeniInterview de Jean GuoSolidarity obliges usSupportive, useful and effectiveSupporting emancipationCivic sponsorshipAll articlesPillar 3LandmarksLenovos sustainability leadership in actionThe importance of sustainability A smarter circular approach Lenovo 360 CircleAILenovo and Econocom The rise in the refurbished equipment marketInterview with Laurent LamoureuxReasons for the rise in refurbishingPurchasing habits of public and private organizationsHow to help overcome these reservationsEconocoms partnersCSRD all hands on deck!Interview with Badis Belgacem and Franois BaziDouble materiality the cornerstone of CSRDThe companies concernedPutting together Econocoms 2023 reportHP committed to sustainability Video interview with Matthieu SabinHow to introduce a circular approach in digital technology ? Amplify impact  initiative de HPinc pour un numrique plus responsable Une reconnaissance d'excellence pour EconocomUn cosystme de partenaires engagsPAC Survey on Responsible Digital Practices in EuropeHow digitally responsible are companies?Infographie de l'tude PAC 2024 Studies weak signals, strong currentsWhat we learn...Interview of Vroniquer TornerSecondhand becomes first choiceTimelineAll articles got a project? join us Econocom follow us got a project? Equipment All equipment EndUser Computing Mobility Audiovisual Infrastructure Product Care Services All services User environments Cloud, infrastructure and hybridisation Applications and data Cybersecurity financing All our financing solutions Technological, industrial and energy financing For immediate cash flow Financing partner sales Managing and coordinating assets A platform for reselling assets to employees Collecting, recycling and reusing assets Optimising and financing the energy transition Measuring, reducing and offsetting your carbon footprint Manage your environmental performance Refurbished equipment leased i.tem  Intelligent Tech Equipment Management Audiovisual Comprehensive solutions Digitalise your workplace Enhance your business mobility Enhance digital learning Microsoft comprehensive solution Develop responsible and circular digital technology get to know us The Econocom Group CSR Commitments Ethics and compliance Governance Board of Directors Executive Committee Group Management Committee Group Support Functions Econocom Impact Homepage The impact of our solutions The wealth of our commitments Landmarks Careers Job opportunities Become a sales agent! Employee testimonials Our jobs Working at Econocom Investors Financial results Financial calendar Key figures Regulated information Share General meetings Financial reports Newsroom Latest articles Press releases News Events Case studies Blog Contact Econocom Econocom ImpactLandmarksStudies weak signals, strong currents Studies weak signals, strong currents Published on March 24th, 2024 Summary What we learn... Sustainable and responsible services are indicators of choice for decisionmakers. Interview of Vroniquer Torner Engager le numrique dans la trajectoire de l'impact Secondhand becomes first choice Refurbished products are on the rise. What we learn... Worldwide, the Canalys study, published annually on the basis of over 6,000 responses from business leaders, provides a global understanding of their expectations. It shows that sustainable and responsible service offerings are essential in the eyes of business leaders, taking environmental regulations, energy crises and user demands into account. This is why their monitoring of nonfinancial KPIs includes changes in Scope 3 see an explanation of the Scopes here. The expected benefits are considerable, with over 50 of European companies rating their ESGrelated revenues as positive. The collection and recycling, repair, refurbishing and resale of digital products are at the top of the list of expectations, but the compilation and analysis of data relating to the sustainability of products are seen as strategic issues. Each year Numeum publishes a survey to which several hundred CIOs in France respond.Responsibility is no longer optional virtually all calls for tender in the digital domain require suppliers to demonstrate their virtuous actions. 80  of digital companies implement energysaving measures 92  of IT Departments perform calls for tender with the obligation to demonstrate responsible actions for their suppliers, compared with 66 in 2020 76  of digital companies respond to at least one call for tenders that includes CSR criteria. 87  of digital companies plan to step up their digital responsibility initiatives in 2023 Most companies have made commitments to decarbonise.Responsible digital projects are mainly focused on green IT e.g. ecodesign of software and IT services, accounting for 42.IT for green  the use of IT to improve the environmental, social and economic impact of a product or service  accounts for 24 of impact projects. Demand for responsible digital technology is growing rapidly 46 of CIOs have IT projects which support their company's 'business' CSR challenges. Actions for responsible digital practices Interview of Vroniquer Torner Ones perspective... Vronique Torner Numeum's President Embracing Digital for Impactful Trajectories "Digital technology has sparked significant disruptions, yet it's also an essential lever for navigating ongoing and future transitions. Engaging with digital means involving our members and the digital ecosystem in trajectories of positive impact, not only economically but also socially, societally, and environmentally." lorem ipsum Read more Secondhand becomes first choice In 2022, ahead of schedule we commissioned a survey from the IFOP to understand the motivations of people who buy refurbished phones. 64  of French people have bought or intend to buy a refurbished phone 31  of French people have bought or intend to buy a refurbished computer The first motivation is the price, which is more affordable than a new product.The second is the guarantee offered, and the third is the environmental factor. 66  of respondents would like to be able to keep it for up to 5 years. 62  of French people aged 18 to 65 have already sold or are considering selling one or more unused phones for refurbishment. Boldness Responsiveness Digital responsibility Back to pillar Want to discuss sustainability, responsible digital and social economy, or circular economy? Contact us Explore bbnet  Econocom a strategic acquisition Lenovos sustainability leadership in action In the same pillar EquipmentServicesfinancingAudiovisualComprehensive solutions The Hub.Paris 11 square Lon Blum 92800, Puteaux France 33 1 41 67 30 00 Registered office Place du Champ de Mars, 5 B14 1050 Brussels quick access the econocom group job opportunities become a sales agent econocom impact newsroom client area blog got a project? follow us Terms of use Cookies policy Credits Data protection policy 2026 ECONOCOM</w:t>
       </w:r>
     </w:p>
     <w:sectPr>
